--- a/policies/build/chapters_v2/IPC/HCO_IPC_4_v2_REWRITE_DRAFT.docx
+++ b/policies/build/chapters_v2/IPC/HCO_IPC_4_v2_REWRITE_DRAFT.docx
@@ -1883,7 +1883,19 @@
         <w:pStyle w:val="ListNumber"/>
       </w:pPr>
       <w:r>
-        <w:t xml:space="preserve">Biomedical Waste Management Rules (as amended), Government of India.</w:t>
+        <w:t xml:space="preserve">Ministry of Environment, Forest and Climate Change, Government of India. (2016). </w:t>
+      </w:r>
+      <w:hyperlink r:id="rId9">
+        <w:r>
+          <w:rPr>
+            <w:color w:val="0563C1"/>
+            <w:u w:val="single"/>
+          </w:rPr>
+          <w:t>https://clip.cpcb.gov.in/index.php/rule/bio-medical-waste-management-rules-2016/</w:t>
+        </w:r>
+      </w:hyperlink>
+      <w:r>
+        <w:t xml:space="preserve"> Bio-Medical Waste Management Rules, 2016 (as amended).</w:t>
       </w:r>
     </w:p>
     <w:p>
